--- a/public/doc-templates/KP/seminar-kp-ba (not used).docx
+++ b/public/doc-templates/KP/seminar-kp-ba (not used).docx
@@ -373,7 +373,7 @@
                 <w:sz w:val="24"/>
                 <w:szCs w:val="24"/>
               </w:rPr>
-              <w:t>{nama_dosen1}</w:t>
+              <w:t xml:space="preserve">{nama_pembimbing}</w:t>
             </w:r>
           </w:p>
         </w:tc>
@@ -397,7 +397,7 @@
                 <w:sz w:val="24"/>
                 <w:szCs w:val="24"/>
               </w:rPr>
-              <w:t>{nip1}</w:t>
+              <w:t xml:space="preserve">{nip_pembimbing}</w:t>
             </w:r>
           </w:p>
         </w:tc>
@@ -2524,7 +2524,7 @@
                 <w:sz w:val="24"/>
                 <w:szCs w:val="24"/>
               </w:rPr>
-              <w:t>{nama_dosen1}</w:t>
+              <w:t xml:space="preserve">{nama_pembimbing}</w:t>
             </w:r>
           </w:p>
         </w:tc>
@@ -3125,7 +3125,7 @@
           <w:szCs w:val="24"/>
           <w:u w:val="single"/>
         </w:rPr>
-        <w:t>{nama_dosen1}</w:t>
+        <w:t xml:space="preserve">{nama_pembimbing}</w:t>
       </w:r>
     </w:p>
     <w:p>
@@ -3144,7 +3144,7 @@
           <w:sz w:val="24"/>
           <w:szCs w:val="24"/>
         </w:rPr>
-        <w:t>NIP. {nip1}</w:t>
+        <w:t xml:space="preserve">NIP. {nip_pembimbing}</w:t>
       </w:r>
     </w:p>
     <w:p>
@@ -3402,7 +3402,7 @@
                 <w:sz w:val="24"/>
                 <w:szCs w:val="24"/>
               </w:rPr>
-              <w:t>{nama_dosen1}</w:t>
+              <w:t xml:space="preserve">{nama_pembimbing}</w:t>
             </w:r>
           </w:p>
         </w:tc>
@@ -3484,7 +3484,7 @@
                 <w:sz w:val="24"/>
                 <w:szCs w:val="24"/>
               </w:rPr>
-              <w:t>{nip1}</w:t>
+              <w:t xml:space="preserve">{nip_pembimbing}</w:t>
             </w:r>
           </w:p>
         </w:tc>
@@ -7919,7 +7919,7 @@
           <w:szCs w:val="24"/>
           <w:u w:val="single"/>
         </w:rPr>
-        <w:t>{nama_dosen1}</w:t>
+        <w:t xml:space="preserve">{nama_pembimbing}</w:t>
       </w:r>
     </w:p>
     <w:p>
@@ -7938,15 +7938,15 @@
           <w:sz w:val="24"/>
           <w:szCs w:val="24"/>
         </w:rPr>
-        <w:t>NIP. {nip1</w:t>
-      </w:r>
-      <w:r>
-        <w:rPr>
-          <w:rFonts w:ascii="Times New Roman" w:eastAsia="Calibri" w:hAnsi="Times New Roman" w:cs="Times New Roman"/>
-          <w:sz w:val="24"/>
-          <w:szCs w:val="24"/>
-        </w:rPr>
-        <w:t>}</w:t>
+        <w:t xml:space="preserve">NIP. {nip_pembimbing}</w:t>
+      </w:r>
+      <w:r>
+        <w:rPr>
+          <w:rFonts w:ascii="Times New Roman" w:eastAsia="Calibri" w:hAnsi="Times New Roman" w:cs="Times New Roman"/>
+          <w:sz w:val="24"/>
+          <w:szCs w:val="24"/>
+        </w:rPr>
+        <w:t xml:space="preserve"/>
       </w:r>
     </w:p>
     <w:p>
@@ -8089,7 +8089,7 @@
                 <w:sz w:val="24"/>
                 <w:szCs w:val="24"/>
               </w:rPr>
-              <w:t>{nama_dosen1}</w:t>
+              <w:t xml:space="preserve">{nama_pembimbing}</w:t>
             </w:r>
           </w:p>
         </w:tc>
@@ -8171,7 +8171,7 @@
                 <w:sz w:val="24"/>
                 <w:szCs w:val="24"/>
               </w:rPr>
-              <w:t>{nip1}</w:t>
+              <w:t xml:space="preserve">{nip_pembimbing}</w:t>
             </w:r>
           </w:p>
         </w:tc>
@@ -9138,7 +9138,7 @@
           <w:sz w:val="24"/>
           <w:szCs w:val="24"/>
         </w:rPr>
-        <w:t>{nama_dosen1}</w:t>
+        <w:t xml:space="preserve">{nama_pembimbing}</w:t>
       </w:r>
     </w:p>
     <w:p>
@@ -9157,7 +9157,7 @@
           <w:sz w:val="24"/>
           <w:szCs w:val="24"/>
         </w:rPr>
-        <w:t>NIP. {nip1}</w:t>
+        <w:t xml:space="preserve">NIP. {nip_pembimbing}</w:t>
       </w:r>
     </w:p>
     <w:p>
